--- a/Knowledge/3-Work knowledge/1-Software Engineering/1-Software Engineering Fundamentals/5-My Source/4-Networks Devices/9-Firewall.docx
+++ b/Knowledge/3-Work knowledge/1-Software Engineering/1-Software Engineering Fundamentals/5-My Source/4-Networks Devices/9-Firewall.docx
@@ -4,44 +4,28 @@
   <w:body>
     <w:p>
       <w:pPr>
-        <w:keepNext/>
-        <w:keepLines/>
-        <w:spacing w:before="400" w:after="120" w:line="276" w:lineRule="auto"/>
-        <w:outlineLvl w:val="0"/>
-        <w:rPr>
-          <w:rFonts w:ascii="Arial" w:eastAsia="Arial" w:hAnsi="Arial" w:cs="Arial"/>
-          <w:kern w:val="0"/>
-          <w:sz w:val="40"/>
-          <w:szCs w:val="40"/>
-          <w:lang w:val="en"/>
-          <w14:ligatures w14:val="none"/>
+        <w:pStyle w:val="Heading1"/>
+        <w:rPr>
+          <w:rFonts w:eastAsia="Arial"/>
+          <w:lang w:val="en"/>
         </w:rPr>
       </w:pPr>
       <w:bookmarkStart w:id="0" w:name="_tzgdasthk29x" w:colFirst="0" w:colLast="0"/>
       <w:bookmarkEnd w:id="0"/>
       <w:r>
         <w:rPr>
-          <w:rFonts w:ascii="Arial" w:eastAsia="Arial" w:hAnsi="Arial" w:cs="Arial"/>
-          <w:kern w:val="0"/>
-          <w:sz w:val="40"/>
-          <w:szCs w:val="40"/>
-          <w:lang w:val="en"/>
-          <w14:ligatures w14:val="none"/>
+          <w:rFonts w:eastAsia="Arial"/>
+          <w:lang w:val="en"/>
         </w:rPr>
         <w:t>Firewall</w:t>
       </w:r>
     </w:p>
     <w:p>
       <w:pPr>
-        <w:spacing w:before="280" w:after="120" w:line="276" w:lineRule="auto"/>
-        <w:outlineLvl w:val="1"/>
-        <w:rPr>
-          <w:rFonts w:ascii="Arial" w:eastAsia="Arial" w:hAnsi="Arial" w:cs="Arial"/>
-          <w:kern w:val="0"/>
-          <w:sz w:val="32"/>
-          <w:szCs w:val="32"/>
-          <w:lang w:val="en"/>
-          <w14:ligatures w14:val="none"/>
+        <w:pStyle w:val="Heading2"/>
+        <w:rPr>
+          <w:rFonts w:eastAsia="Arial"/>
+          <w:lang w:val="en"/>
         </w:rPr>
       </w:pPr>
       <w:bookmarkStart w:id="1" w:name="_8p1liq6tkyzh" w:colFirst="0" w:colLast="0"/>
@@ -49,22 +33,14 @@
       <w:r>
         <w:rPr>
           <w:rFonts w:ascii="Segoe UI Emoji" w:eastAsia="Arial" w:hAnsi="Segoe UI Emoji" w:cs="Segoe UI Emoji"/>
-          <w:kern w:val="0"/>
-          <w:sz w:val="32"/>
-          <w:szCs w:val="32"/>
-          <w:lang w:val="en"/>
-          <w14:ligatures w14:val="none"/>
+          <w:lang w:val="en"/>
         </w:rPr>
         <w:t>🔥</w:t>
       </w:r>
       <w:r>
         <w:rPr>
-          <w:rFonts w:ascii="Arial" w:eastAsia="Arial" w:hAnsi="Arial" w:cs="Arial"/>
-          <w:kern w:val="0"/>
-          <w:sz w:val="32"/>
-          <w:szCs w:val="32"/>
-          <w:lang w:val="en"/>
-          <w14:ligatures w14:val="none"/>
+          <w:rFonts w:eastAsia="Arial"/>
+          <w:lang w:val="en"/>
         </w:rPr>
         <w:t xml:space="preserve"> What is a Firewall Device?</w:t>
       </w:r>
@@ -106,6 +82,7 @@
         </w:rPr>
         <w:t xml:space="preserve">: </w:t>
       </w:r>
+      <w:proofErr w:type="spellStart"/>
       <w:r>
         <w:rPr>
           <w:rFonts w:ascii="Arial" w:eastAsia="Arial" w:hAnsi="Arial" w:cs="Arial"/>
@@ -117,7 +94,21 @@
           <w:lang w:val="en"/>
           <w14:ligatures w14:val="none"/>
         </w:rPr>
-        <w:t>Chatgpt (GPT</w:t>
+        <w:t>Chatgpt</w:t>
+      </w:r>
+      <w:proofErr w:type="spellEnd"/>
+      <w:r>
+        <w:rPr>
+          <w:rFonts w:ascii="Arial" w:eastAsia="Arial" w:hAnsi="Arial" w:cs="Arial"/>
+          <w:b/>
+          <w:kern w:val="0"/>
+          <w:sz w:val="22"/>
+          <w:szCs w:val="22"/>
+          <w:highlight w:val="darkGray"/>
+          <w:lang w:val="en"/>
+          <w14:ligatures w14:val="none"/>
+        </w:rPr>
+        <w:t xml:space="preserve"> (GPT</w:t>
       </w:r>
       <w:r>
         <w:rPr>
@@ -399,22 +390,17 @@
           <w:lang w:val="en"/>
           <w14:ligatures w14:val="none"/>
         </w:rPr>
-        <w:pict>
+        <w:pict w14:anchorId="71B9A07C">
           <v:rect id="_x0000_i1025" style="width:0;height:1.5pt" o:hralign="center" o:hrstd="t" o:hr="t" fillcolor="#a0a0a0" stroked="f"/>
         </w:pict>
       </w:r>
     </w:p>
     <w:p>
       <w:pPr>
-        <w:spacing w:before="280" w:after="120" w:line="276" w:lineRule="auto"/>
-        <w:outlineLvl w:val="1"/>
-        <w:rPr>
-          <w:rFonts w:ascii="Arial" w:eastAsia="Arial" w:hAnsi="Arial" w:cs="Arial"/>
-          <w:kern w:val="0"/>
-          <w:sz w:val="32"/>
-          <w:szCs w:val="32"/>
-          <w:lang w:val="en"/>
-          <w14:ligatures w14:val="none"/>
+        <w:pStyle w:val="Heading2"/>
+        <w:rPr>
+          <w:rFonts w:eastAsia="Arial"/>
+          <w:lang w:val="en"/>
         </w:rPr>
       </w:pPr>
       <w:bookmarkStart w:id="2" w:name="_wcnzqlmd2mss" w:colFirst="0" w:colLast="0"/>
@@ -422,22 +408,14 @@
       <w:r>
         <w:rPr>
           <w:rFonts w:ascii="Segoe UI Emoji" w:eastAsia="Arial" w:hAnsi="Segoe UI Emoji" w:cs="Segoe UI Emoji"/>
-          <w:kern w:val="0"/>
-          <w:sz w:val="32"/>
-          <w:szCs w:val="32"/>
-          <w:lang w:val="en"/>
-          <w14:ligatures w14:val="none"/>
+          <w:lang w:val="en"/>
         </w:rPr>
         <w:t>🔐</w:t>
       </w:r>
       <w:r>
         <w:rPr>
-          <w:rFonts w:ascii="Arial" w:eastAsia="Arial" w:hAnsi="Arial" w:cs="Arial"/>
-          <w:kern w:val="0"/>
-          <w:sz w:val="32"/>
-          <w:szCs w:val="32"/>
-          <w:lang w:val="en"/>
-          <w14:ligatures w14:val="none"/>
+          <w:rFonts w:eastAsia="Arial"/>
+          <w:lang w:val="en"/>
         </w:rPr>
         <w:t xml:space="preserve"> What a Firewall Device Does</w:t>
       </w:r>
@@ -482,6 +460,7 @@
         </w:rPr>
         <w:t xml:space="preserve">: </w:t>
       </w:r>
+      <w:proofErr w:type="spellStart"/>
       <w:r>
         <w:rPr>
           <w:rFonts w:ascii="Arial" w:eastAsia="Arial" w:hAnsi="Arial" w:cs="Arial"/>
@@ -493,7 +472,21 @@
           <w:lang w:val="en"/>
           <w14:ligatures w14:val="none"/>
         </w:rPr>
-        <w:t>Chatgpt (GPT</w:t>
+        <w:t>Chatgpt</w:t>
+      </w:r>
+      <w:proofErr w:type="spellEnd"/>
+      <w:r>
+        <w:rPr>
+          <w:rFonts w:ascii="Arial" w:eastAsia="Arial" w:hAnsi="Arial" w:cs="Arial"/>
+          <w:b/>
+          <w:kern w:val="0"/>
+          <w:sz w:val="22"/>
+          <w:szCs w:val="22"/>
+          <w:highlight w:val="darkGray"/>
+          <w:lang w:val="en"/>
+          <w14:ligatures w14:val="none"/>
+        </w:rPr>
+        <w:t xml:space="preserve"> (GPT</w:t>
       </w:r>
       <w:r>
         <w:rPr>
@@ -545,7 +538,7 @@
           <w14:ligatures w14:val="none"/>
         </w:rPr>
         <w:drawing>
-          <wp:inline distT="114300" distB="114300" distL="114300" distR="114300" wp14:anchorId="10DA965B" wp14:editId="2CC6CC25">
+          <wp:inline distT="114300" distB="114300" distL="114300" distR="114300" wp14:anchorId="794EA403" wp14:editId="58F707BE">
             <wp:extent cx="5943600" cy="2146300"/>
             <wp:effectExtent l="0" t="0" r="0" b="0"/>
             <wp:docPr id="6" name="image2.png"/>
@@ -919,6 +912,7 @@
                 <w:lang w:val="en"/>
                 <w14:ligatures w14:val="none"/>
               </w:rPr>
+              <w:lastRenderedPageBreak/>
               <w:t>Traffic Monitoring</w:t>
             </w:r>
           </w:p>
@@ -1159,22 +1153,17 @@
           <w:lang w:val="en"/>
           <w14:ligatures w14:val="none"/>
         </w:rPr>
-        <w:pict>
+        <w:pict w14:anchorId="17F0D938">
           <v:rect id="_x0000_i1026" style="width:0;height:1.5pt" o:hralign="center" o:hrstd="t" o:hr="t" fillcolor="#a0a0a0" stroked="f"/>
         </w:pict>
       </w:r>
     </w:p>
     <w:p>
       <w:pPr>
-        <w:spacing w:before="280" w:after="120" w:line="276" w:lineRule="auto"/>
-        <w:outlineLvl w:val="1"/>
-        <w:rPr>
-          <w:rFonts w:ascii="Arial" w:eastAsia="Arial" w:hAnsi="Arial" w:cs="Arial"/>
-          <w:kern w:val="0"/>
-          <w:sz w:val="32"/>
-          <w:szCs w:val="32"/>
-          <w:lang w:val="en"/>
-          <w14:ligatures w14:val="none"/>
+        <w:pStyle w:val="Heading2"/>
+        <w:rPr>
+          <w:rFonts w:eastAsia="Arial"/>
+          <w:lang w:val="en"/>
         </w:rPr>
       </w:pPr>
       <w:bookmarkStart w:id="3" w:name="_3imsre7dfcox" w:colFirst="0" w:colLast="0"/>
@@ -1182,22 +1171,14 @@
       <w:r>
         <w:rPr>
           <w:rFonts w:ascii="Segoe UI Emoji" w:eastAsia="Arial" w:hAnsi="Segoe UI Emoji" w:cs="Segoe UI Emoji"/>
-          <w:kern w:val="0"/>
-          <w:sz w:val="32"/>
-          <w:szCs w:val="32"/>
-          <w:lang w:val="en"/>
-          <w14:ligatures w14:val="none"/>
+          <w:lang w:val="en"/>
         </w:rPr>
         <w:t>🧱</w:t>
       </w:r>
       <w:r>
         <w:rPr>
-          <w:rFonts w:ascii="Arial" w:eastAsia="Arial" w:hAnsi="Arial" w:cs="Arial"/>
-          <w:kern w:val="0"/>
-          <w:sz w:val="32"/>
-          <w:szCs w:val="32"/>
-          <w:lang w:val="en"/>
-          <w14:ligatures w14:val="none"/>
+          <w:rFonts w:eastAsia="Arial"/>
+          <w:lang w:val="en"/>
         </w:rPr>
         <w:t xml:space="preserve"> Where It Sits in a Network</w:t>
       </w:r>
@@ -1242,6 +1223,7 @@
         </w:rPr>
         <w:t xml:space="preserve">: </w:t>
       </w:r>
+      <w:proofErr w:type="spellStart"/>
       <w:r>
         <w:rPr>
           <w:rFonts w:ascii="Arial" w:eastAsia="Arial" w:hAnsi="Arial" w:cs="Arial"/>
@@ -1253,7 +1235,21 @@
           <w:lang w:val="en"/>
           <w14:ligatures w14:val="none"/>
         </w:rPr>
-        <w:t>Chatgpt (GPT</w:t>
+        <w:t>Chatgpt</w:t>
+      </w:r>
+      <w:proofErr w:type="spellEnd"/>
+      <w:r>
+        <w:rPr>
+          <w:rFonts w:ascii="Arial" w:eastAsia="Arial" w:hAnsi="Arial" w:cs="Arial"/>
+          <w:b/>
+          <w:kern w:val="0"/>
+          <w:sz w:val="22"/>
+          <w:szCs w:val="22"/>
+          <w:highlight w:val="darkGray"/>
+          <w:lang w:val="en"/>
+          <w14:ligatures w14:val="none"/>
+        </w:rPr>
+        <w:t xml:space="preserve"> (GPT</w:t>
       </w:r>
       <w:r>
         <w:rPr>
@@ -1305,7 +1301,7 @@
           <w14:ligatures w14:val="none"/>
         </w:rPr>
         <w:drawing>
-          <wp:inline distT="114300" distB="114300" distL="114300" distR="114300" wp14:anchorId="61926BED" wp14:editId="49433DB0">
+          <wp:inline distT="114300" distB="114300" distL="114300" distR="114300" wp14:anchorId="0DCA00FB" wp14:editId="1994432D">
             <wp:extent cx="5943600" cy="685800"/>
             <wp:effectExtent l="0" t="0" r="0" b="0"/>
             <wp:docPr id="4" name="image4.png"/>
@@ -1516,22 +1512,17 @@
           <w:lang w:val="en"/>
           <w14:ligatures w14:val="none"/>
         </w:rPr>
-        <w:pict>
+        <w:pict w14:anchorId="67E1CC58">
           <v:rect id="_x0000_i1027" style="width:0;height:1.5pt" o:hralign="center" o:hrstd="t" o:hr="t" fillcolor="#a0a0a0" stroked="f"/>
         </w:pict>
       </w:r>
     </w:p>
     <w:p>
       <w:pPr>
-        <w:spacing w:before="280" w:after="120" w:line="276" w:lineRule="auto"/>
-        <w:outlineLvl w:val="1"/>
-        <w:rPr>
-          <w:rFonts w:ascii="Arial" w:eastAsia="Arial" w:hAnsi="Arial" w:cs="Arial"/>
-          <w:kern w:val="0"/>
-          <w:sz w:val="32"/>
-          <w:szCs w:val="32"/>
-          <w:lang w:val="en"/>
-          <w14:ligatures w14:val="none"/>
+        <w:pStyle w:val="Heading2"/>
+        <w:rPr>
+          <w:rFonts w:eastAsia="Arial"/>
+          <w:lang w:val="en"/>
         </w:rPr>
       </w:pPr>
       <w:bookmarkStart w:id="4" w:name="_kddk579za9qv" w:colFirst="0" w:colLast="0"/>
@@ -1539,22 +1530,14 @@
       <w:r>
         <w:rPr>
           <w:rFonts w:ascii="Segoe UI Emoji" w:eastAsia="Arial" w:hAnsi="Segoe UI Emoji" w:cs="Segoe UI Emoji"/>
-          <w:kern w:val="0"/>
-          <w:sz w:val="32"/>
-          <w:szCs w:val="32"/>
-          <w:lang w:val="en"/>
-          <w14:ligatures w14:val="none"/>
+          <w:lang w:val="en"/>
         </w:rPr>
         <w:t>🧠</w:t>
       </w:r>
       <w:r>
         <w:rPr>
-          <w:rFonts w:ascii="Arial" w:eastAsia="Arial" w:hAnsi="Arial" w:cs="Arial"/>
-          <w:kern w:val="0"/>
-          <w:sz w:val="32"/>
-          <w:szCs w:val="32"/>
-          <w:lang w:val="en"/>
-          <w14:ligatures w14:val="none"/>
+          <w:rFonts w:eastAsia="Arial"/>
+          <w:lang w:val="en"/>
         </w:rPr>
         <w:t xml:space="preserve"> Types of Firewall Devices</w:t>
       </w:r>
@@ -1599,6 +1582,7 @@
         </w:rPr>
         <w:t xml:space="preserve">: </w:t>
       </w:r>
+      <w:proofErr w:type="spellStart"/>
       <w:r>
         <w:rPr>
           <w:rFonts w:ascii="Arial" w:eastAsia="Arial" w:hAnsi="Arial" w:cs="Arial"/>
@@ -1610,7 +1594,21 @@
           <w:lang w:val="en"/>
           <w14:ligatures w14:val="none"/>
         </w:rPr>
-        <w:t>Chatgpt (GPT</w:t>
+        <w:t>Chatgpt</w:t>
+      </w:r>
+      <w:proofErr w:type="spellEnd"/>
+      <w:r>
+        <w:rPr>
+          <w:rFonts w:ascii="Arial" w:eastAsia="Arial" w:hAnsi="Arial" w:cs="Arial"/>
+          <w:b/>
+          <w:kern w:val="0"/>
+          <w:sz w:val="22"/>
+          <w:szCs w:val="22"/>
+          <w:highlight w:val="darkGray"/>
+          <w:lang w:val="en"/>
+          <w14:ligatures w14:val="none"/>
+        </w:rPr>
+        <w:t xml:space="preserve"> (GPT</w:t>
       </w:r>
       <w:r>
         <w:rPr>
@@ -1662,7 +1660,7 @@
           <w14:ligatures w14:val="none"/>
         </w:rPr>
         <w:drawing>
-          <wp:inline distT="114300" distB="114300" distL="114300" distR="114300" wp14:anchorId="33A25391" wp14:editId="756CB837">
+          <wp:inline distT="114300" distB="114300" distL="114300" distR="114300" wp14:anchorId="5C69323F" wp14:editId="4AB97267">
             <wp:extent cx="5943600" cy="1739900"/>
             <wp:effectExtent l="0" t="0" r="0" b="0"/>
             <wp:docPr id="3" name="image6.png"/>
@@ -1772,6 +1770,7 @@
                 <w:lang w:val="en"/>
                 <w14:ligatures w14:val="none"/>
               </w:rPr>
+              <w:lastRenderedPageBreak/>
               <w:t>Type</w:t>
             </w:r>
           </w:p>
@@ -2189,22 +2188,17 @@
           <w:lang w:val="en"/>
           <w14:ligatures w14:val="none"/>
         </w:rPr>
-        <w:pict>
+        <w:pict w14:anchorId="4766B940">
           <v:rect id="_x0000_i1028" style="width:0;height:1.5pt" o:hralign="center" o:hrstd="t" o:hr="t" fillcolor="#a0a0a0" stroked="f"/>
         </w:pict>
       </w:r>
     </w:p>
     <w:p>
       <w:pPr>
-        <w:spacing w:before="280" w:after="120" w:line="276" w:lineRule="auto"/>
-        <w:outlineLvl w:val="1"/>
-        <w:rPr>
-          <w:rFonts w:ascii="Arial" w:eastAsia="Arial" w:hAnsi="Arial" w:cs="Arial"/>
-          <w:kern w:val="0"/>
-          <w:sz w:val="32"/>
-          <w:szCs w:val="32"/>
-          <w:lang w:val="en"/>
-          <w14:ligatures w14:val="none"/>
+        <w:pStyle w:val="Heading2"/>
+        <w:rPr>
+          <w:rFonts w:eastAsia="Arial"/>
+          <w:lang w:val="en"/>
         </w:rPr>
       </w:pPr>
       <w:bookmarkStart w:id="5" w:name="_5mjl4m1b152n" w:colFirst="0" w:colLast="0"/>
@@ -2212,22 +2206,14 @@
       <w:r>
         <w:rPr>
           <w:rFonts w:ascii="Segoe UI Emoji" w:eastAsia="Arial" w:hAnsi="Segoe UI Emoji" w:cs="Segoe UI Emoji"/>
-          <w:kern w:val="0"/>
-          <w:sz w:val="32"/>
-          <w:szCs w:val="32"/>
-          <w:lang w:val="en"/>
-          <w14:ligatures w14:val="none"/>
+          <w:lang w:val="en"/>
         </w:rPr>
         <w:t>🆚</w:t>
       </w:r>
       <w:r>
         <w:rPr>
-          <w:rFonts w:ascii="Arial" w:eastAsia="Arial" w:hAnsi="Arial" w:cs="Arial"/>
-          <w:kern w:val="0"/>
-          <w:sz w:val="32"/>
-          <w:szCs w:val="32"/>
-          <w:lang w:val="en"/>
-          <w14:ligatures w14:val="none"/>
+          <w:rFonts w:eastAsia="Arial"/>
+          <w:lang w:val="en"/>
         </w:rPr>
         <w:t xml:space="preserve"> Router vs Firewall</w:t>
       </w:r>
@@ -2272,6 +2258,7 @@
         </w:rPr>
         <w:t xml:space="preserve">: </w:t>
       </w:r>
+      <w:proofErr w:type="spellStart"/>
       <w:r>
         <w:rPr>
           <w:rFonts w:ascii="Arial" w:eastAsia="Arial" w:hAnsi="Arial" w:cs="Arial"/>
@@ -2283,7 +2270,21 @@
           <w:lang w:val="en"/>
           <w14:ligatures w14:val="none"/>
         </w:rPr>
-        <w:t>Chatgpt (GPT</w:t>
+        <w:t>Chatgpt</w:t>
+      </w:r>
+      <w:proofErr w:type="spellEnd"/>
+      <w:r>
+        <w:rPr>
+          <w:rFonts w:ascii="Arial" w:eastAsia="Arial" w:hAnsi="Arial" w:cs="Arial"/>
+          <w:b/>
+          <w:kern w:val="0"/>
+          <w:sz w:val="22"/>
+          <w:szCs w:val="22"/>
+          <w:highlight w:val="darkGray"/>
+          <w:lang w:val="en"/>
+          <w14:ligatures w14:val="none"/>
+        </w:rPr>
+        <w:t xml:space="preserve"> (GPT</w:t>
       </w:r>
       <w:r>
         <w:rPr>
@@ -2335,7 +2336,7 @@
           <w14:ligatures w14:val="none"/>
         </w:rPr>
         <w:drawing>
-          <wp:inline distT="114300" distB="114300" distL="114300" distR="114300" wp14:anchorId="66E40E50" wp14:editId="56060879">
+          <wp:inline distT="114300" distB="114300" distL="114300" distR="114300" wp14:anchorId="4ADDB24D" wp14:editId="360E1CF3">
             <wp:extent cx="5943600" cy="1231900"/>
             <wp:effectExtent l="0" t="0" r="0" b="0"/>
             <wp:docPr id="5" name="image5.png"/>
@@ -2989,22 +2990,18 @@
           <w:lang w:val="en"/>
           <w14:ligatures w14:val="none"/>
         </w:rPr>
-        <w:pict>
+        <w:lastRenderedPageBreak/>
+        <w:pict w14:anchorId="56795C1C">
           <v:rect id="_x0000_i1029" style="width:0;height:1.5pt" o:hralign="center" o:hrstd="t" o:hr="t" fillcolor="#a0a0a0" stroked="f"/>
         </w:pict>
       </w:r>
     </w:p>
     <w:p>
       <w:pPr>
-        <w:spacing w:before="280" w:after="120" w:line="276" w:lineRule="auto"/>
-        <w:outlineLvl w:val="1"/>
-        <w:rPr>
-          <w:rFonts w:ascii="Arial" w:eastAsia="Arial" w:hAnsi="Arial" w:cs="Arial"/>
-          <w:kern w:val="0"/>
-          <w:sz w:val="32"/>
-          <w:szCs w:val="32"/>
-          <w:lang w:val="en"/>
-          <w14:ligatures w14:val="none"/>
+        <w:pStyle w:val="Heading2"/>
+        <w:rPr>
+          <w:rFonts w:ascii="Arial" w:eastAsia="Arial" w:hAnsi="Arial" w:cs="Arial"/>
+          <w:lang w:val="en"/>
         </w:rPr>
       </w:pPr>
       <w:bookmarkStart w:id="6" w:name="_3a1pq5rv8ms1" w:colFirst="0" w:colLast="0"/>
@@ -3012,22 +3009,14 @@
       <w:r>
         <w:rPr>
           <w:rFonts w:ascii="Segoe UI Emoji" w:eastAsia="Arial Unicode MS" w:hAnsi="Segoe UI Emoji" w:cs="Segoe UI Emoji"/>
-          <w:kern w:val="0"/>
-          <w:sz w:val="32"/>
-          <w:szCs w:val="32"/>
-          <w:lang w:val="en"/>
-          <w14:ligatures w14:val="none"/>
+          <w:lang w:val="en"/>
         </w:rPr>
         <w:t>✅</w:t>
       </w:r>
       <w:r>
         <w:rPr>
-          <w:rFonts w:ascii="Arial Unicode MS" w:eastAsia="Arial Unicode MS" w:hAnsi="Arial Unicode MS" w:cs="Arial Unicode MS"/>
-          <w:kern w:val="0"/>
-          <w:sz w:val="32"/>
-          <w:szCs w:val="32"/>
-          <w:lang w:val="en"/>
-          <w14:ligatures w14:val="none"/>
+          <w:rFonts w:eastAsia="Arial Unicode MS"/>
+          <w:lang w:val="en"/>
         </w:rPr>
         <w:t xml:space="preserve"> Pros</w:t>
       </w:r>
@@ -3069,6 +3058,7 @@
         </w:rPr>
         <w:t xml:space="preserve">: </w:t>
       </w:r>
+      <w:proofErr w:type="spellStart"/>
       <w:r>
         <w:rPr>
           <w:rFonts w:ascii="Arial" w:eastAsia="Arial" w:hAnsi="Arial" w:cs="Arial"/>
@@ -3080,7 +3070,21 @@
           <w:lang w:val="en"/>
           <w14:ligatures w14:val="none"/>
         </w:rPr>
-        <w:t>Chatgpt (GPT</w:t>
+        <w:t>Chatgpt</w:t>
+      </w:r>
+      <w:proofErr w:type="spellEnd"/>
+      <w:r>
+        <w:rPr>
+          <w:rFonts w:ascii="Arial" w:eastAsia="Arial" w:hAnsi="Arial" w:cs="Arial"/>
+          <w:b/>
+          <w:kern w:val="0"/>
+          <w:sz w:val="22"/>
+          <w:szCs w:val="22"/>
+          <w:highlight w:val="darkGray"/>
+          <w:lang w:val="en"/>
+          <w14:ligatures w14:val="none"/>
+        </w:rPr>
+        <w:t xml:space="preserve"> (GPT</w:t>
       </w:r>
       <w:r>
         <w:rPr>
@@ -3317,22 +3321,17 @@
           <w:lang w:val="en"/>
           <w14:ligatures w14:val="none"/>
         </w:rPr>
-        <w:pict>
+        <w:pict w14:anchorId="08CF831B">
           <v:rect id="_x0000_i1030" style="width:0;height:1.5pt" o:hralign="center" o:hrstd="t" o:hr="t" fillcolor="#a0a0a0" stroked="f"/>
         </w:pict>
       </w:r>
     </w:p>
     <w:p>
       <w:pPr>
-        <w:spacing w:before="280" w:after="120" w:line="276" w:lineRule="auto"/>
-        <w:outlineLvl w:val="1"/>
-        <w:rPr>
-          <w:rFonts w:ascii="Arial" w:eastAsia="Arial" w:hAnsi="Arial" w:cs="Arial"/>
-          <w:kern w:val="0"/>
-          <w:sz w:val="32"/>
-          <w:szCs w:val="32"/>
-          <w:lang w:val="en"/>
-          <w14:ligatures w14:val="none"/>
+        <w:pStyle w:val="Heading2"/>
+        <w:rPr>
+          <w:rFonts w:ascii="Arial" w:eastAsia="Arial" w:hAnsi="Arial" w:cs="Arial"/>
+          <w:lang w:val="en"/>
         </w:rPr>
       </w:pPr>
       <w:bookmarkStart w:id="7" w:name="_c6fq6ltk38gl" w:colFirst="0" w:colLast="0"/>
@@ -3340,22 +3339,14 @@
       <w:r>
         <w:rPr>
           <w:rFonts w:ascii="Segoe UI Emoji" w:eastAsia="Arial Unicode MS" w:hAnsi="Segoe UI Emoji" w:cs="Segoe UI Emoji"/>
-          <w:kern w:val="0"/>
-          <w:sz w:val="32"/>
-          <w:szCs w:val="32"/>
-          <w:lang w:val="en"/>
-          <w14:ligatures w14:val="none"/>
+          <w:lang w:val="en"/>
         </w:rPr>
         <w:t>❌</w:t>
       </w:r>
       <w:r>
         <w:rPr>
-          <w:rFonts w:ascii="Arial Unicode MS" w:eastAsia="Arial Unicode MS" w:hAnsi="Arial Unicode MS" w:cs="Arial Unicode MS"/>
-          <w:kern w:val="0"/>
-          <w:sz w:val="32"/>
-          <w:szCs w:val="32"/>
-          <w:lang w:val="en"/>
-          <w14:ligatures w14:val="none"/>
+          <w:rFonts w:eastAsia="Arial Unicode MS"/>
+          <w:lang w:val="en"/>
         </w:rPr>
         <w:t xml:space="preserve"> Cons</w:t>
       </w:r>
@@ -3397,6 +3388,7 @@
         </w:rPr>
         <w:t xml:space="preserve">: </w:t>
       </w:r>
+      <w:proofErr w:type="spellStart"/>
       <w:r>
         <w:rPr>
           <w:rFonts w:ascii="Arial" w:eastAsia="Arial" w:hAnsi="Arial" w:cs="Arial"/>
@@ -3408,7 +3400,21 @@
           <w:lang w:val="en"/>
           <w14:ligatures w14:val="none"/>
         </w:rPr>
-        <w:t>Chatgpt (GPT</w:t>
+        <w:t>Chatgpt</w:t>
+      </w:r>
+      <w:proofErr w:type="spellEnd"/>
+      <w:r>
+        <w:rPr>
+          <w:rFonts w:ascii="Arial" w:eastAsia="Arial" w:hAnsi="Arial" w:cs="Arial"/>
+          <w:b/>
+          <w:kern w:val="0"/>
+          <w:sz w:val="22"/>
+          <w:szCs w:val="22"/>
+          <w:highlight w:val="darkGray"/>
+          <w:lang w:val="en"/>
+          <w14:ligatures w14:val="none"/>
+        </w:rPr>
+        <w:t xml:space="preserve"> (GPT</w:t>
       </w:r>
       <w:r>
         <w:rPr>
@@ -3598,22 +3604,17 @@
           <w:lang w:val="en"/>
           <w14:ligatures w14:val="none"/>
         </w:rPr>
-        <w:pict>
+        <w:pict w14:anchorId="1BE549A0">
           <v:rect id="_x0000_i1031" style="width:0;height:1.5pt" o:hralign="center" o:hrstd="t" o:hr="t" fillcolor="#a0a0a0" stroked="f"/>
         </w:pict>
       </w:r>
     </w:p>
     <w:p>
       <w:pPr>
-        <w:spacing w:before="280" w:after="120" w:line="276" w:lineRule="auto"/>
-        <w:outlineLvl w:val="1"/>
-        <w:rPr>
-          <w:rFonts w:ascii="Arial" w:eastAsia="Arial" w:hAnsi="Arial" w:cs="Arial"/>
-          <w:kern w:val="0"/>
-          <w:sz w:val="32"/>
-          <w:szCs w:val="32"/>
-          <w:lang w:val="en"/>
-          <w14:ligatures w14:val="none"/>
+        <w:pStyle w:val="Heading2"/>
+        <w:rPr>
+          <w:rFonts w:eastAsia="Arial"/>
+          <w:lang w:val="en"/>
         </w:rPr>
       </w:pPr>
       <w:bookmarkStart w:id="8" w:name="_qpt3v7tvj5nl" w:colFirst="0" w:colLast="0"/>
@@ -3621,22 +3622,14 @@
       <w:r>
         <w:rPr>
           <w:rFonts w:ascii="Segoe UI Emoji" w:eastAsia="Arial" w:hAnsi="Segoe UI Emoji" w:cs="Segoe UI Emoji"/>
-          <w:kern w:val="0"/>
-          <w:sz w:val="32"/>
-          <w:szCs w:val="32"/>
-          <w:lang w:val="en"/>
-          <w14:ligatures w14:val="none"/>
+          <w:lang w:val="en"/>
         </w:rPr>
         <w:t>🔥</w:t>
       </w:r>
       <w:r>
         <w:rPr>
-          <w:rFonts w:ascii="Arial" w:eastAsia="Arial" w:hAnsi="Arial" w:cs="Arial"/>
-          <w:kern w:val="0"/>
-          <w:sz w:val="32"/>
-          <w:szCs w:val="32"/>
-          <w:lang w:val="en"/>
-          <w14:ligatures w14:val="none"/>
+          <w:rFonts w:eastAsia="Arial"/>
+          <w:lang w:val="en"/>
         </w:rPr>
         <w:t xml:space="preserve"> Common Firewall Vendors</w:t>
       </w:r>
@@ -3681,6 +3674,7 @@
         </w:rPr>
         <w:t xml:space="preserve">: </w:t>
       </w:r>
+      <w:proofErr w:type="spellStart"/>
       <w:r>
         <w:rPr>
           <w:rFonts w:ascii="Arial" w:eastAsia="Arial" w:hAnsi="Arial" w:cs="Arial"/>
@@ -3692,7 +3686,21 @@
           <w:lang w:val="en"/>
           <w14:ligatures w14:val="none"/>
         </w:rPr>
-        <w:t>Chatgpt (GPT</w:t>
+        <w:t>Chatgpt</w:t>
+      </w:r>
+      <w:proofErr w:type="spellEnd"/>
+      <w:r>
+        <w:rPr>
+          <w:rFonts w:ascii="Arial" w:eastAsia="Arial" w:hAnsi="Arial" w:cs="Arial"/>
+          <w:b/>
+          <w:kern w:val="0"/>
+          <w:sz w:val="22"/>
+          <w:szCs w:val="22"/>
+          <w:highlight w:val="darkGray"/>
+          <w:lang w:val="en"/>
+          <w14:ligatures w14:val="none"/>
+        </w:rPr>
+        <w:t xml:space="preserve"> (GPT</w:t>
       </w:r>
       <w:r>
         <w:rPr>
@@ -3743,8 +3751,9 @@
           <w:lang w:val="en"/>
           <w14:ligatures w14:val="none"/>
         </w:rPr>
+        <w:lastRenderedPageBreak/>
         <w:drawing>
-          <wp:inline distT="114300" distB="114300" distL="114300" distR="114300" wp14:anchorId="407FFC00" wp14:editId="08F35103">
+          <wp:inline distT="114300" distB="114300" distL="114300" distR="114300" wp14:anchorId="4646360C" wp14:editId="0E9449AC">
             <wp:extent cx="5943600" cy="2311400"/>
             <wp:effectExtent l="0" t="0" r="0" b="0"/>
             <wp:docPr id="1" name="image1.png"/>
@@ -4282,6 +4291,7 @@
                 <w14:ligatures w14:val="none"/>
               </w:rPr>
             </w:pPr>
+            <w:proofErr w:type="spellStart"/>
             <w:r>
               <w:rPr>
                 <w:rFonts w:ascii="Roboto Mono" w:eastAsia="Roboto Mono" w:hAnsi="Roboto Mono" w:cs="Arial"/>
@@ -4294,6 +4304,7 @@
               </w:rPr>
               <w:t>pfSense</w:t>
             </w:r>
+            <w:proofErr w:type="spellEnd"/>
           </w:p>
         </w:tc>
         <w:tc>
@@ -4445,22 +4456,17 @@
           <w:lang w:val="en"/>
           <w14:ligatures w14:val="none"/>
         </w:rPr>
-        <w:pict>
+        <w:pict w14:anchorId="69DB00C2">
           <v:rect id="_x0000_i1032" style="width:0;height:1.5pt" o:hralign="center" o:hrstd="t" o:hr="t" fillcolor="#a0a0a0" stroked="f"/>
         </w:pict>
       </w:r>
     </w:p>
     <w:p>
       <w:pPr>
-        <w:spacing w:before="280" w:after="120" w:line="276" w:lineRule="auto"/>
-        <w:outlineLvl w:val="1"/>
-        <w:rPr>
-          <w:rFonts w:ascii="Arial" w:eastAsia="Arial" w:hAnsi="Arial" w:cs="Arial"/>
-          <w:kern w:val="0"/>
-          <w:sz w:val="32"/>
-          <w:szCs w:val="32"/>
-          <w:lang w:val="en"/>
-          <w14:ligatures w14:val="none"/>
+        <w:pStyle w:val="Heading2"/>
+        <w:rPr>
+          <w:rFonts w:eastAsia="Arial"/>
+          <w:lang w:val="en"/>
         </w:rPr>
       </w:pPr>
       <w:bookmarkStart w:id="9" w:name="_akxy4wk5csjt" w:colFirst="0" w:colLast="0"/>
@@ -4468,22 +4474,14 @@
       <w:r>
         <w:rPr>
           <w:rFonts w:ascii="Segoe UI Emoji" w:eastAsia="Arial" w:hAnsi="Segoe UI Emoji" w:cs="Segoe UI Emoji"/>
-          <w:kern w:val="0"/>
-          <w:sz w:val="32"/>
-          <w:szCs w:val="32"/>
-          <w:lang w:val="en"/>
-          <w14:ligatures w14:val="none"/>
+          <w:lang w:val="en"/>
         </w:rPr>
         <w:t>📌</w:t>
       </w:r>
       <w:r>
         <w:rPr>
-          <w:rFonts w:ascii="Arial" w:eastAsia="Arial" w:hAnsi="Arial" w:cs="Arial"/>
-          <w:kern w:val="0"/>
-          <w:sz w:val="32"/>
-          <w:szCs w:val="32"/>
-          <w:lang w:val="en"/>
-          <w14:ligatures w14:val="none"/>
+          <w:rFonts w:eastAsia="Arial"/>
+          <w:lang w:val="en"/>
         </w:rPr>
         <w:t xml:space="preserve"> Summary</w:t>
       </w:r>
@@ -4528,6 +4526,7 @@
         </w:rPr>
         <w:t xml:space="preserve">: </w:t>
       </w:r>
+      <w:proofErr w:type="spellStart"/>
       <w:r>
         <w:rPr>
           <w:rFonts w:ascii="Arial" w:eastAsia="Arial" w:hAnsi="Arial" w:cs="Arial"/>
@@ -4539,7 +4538,21 @@
           <w:lang w:val="en"/>
           <w14:ligatures w14:val="none"/>
         </w:rPr>
-        <w:t>Chatgpt (GPT</w:t>
+        <w:t>Chatgpt</w:t>
+      </w:r>
+      <w:proofErr w:type="spellEnd"/>
+      <w:r>
+        <w:rPr>
+          <w:rFonts w:ascii="Arial" w:eastAsia="Arial" w:hAnsi="Arial" w:cs="Arial"/>
+          <w:b/>
+          <w:kern w:val="0"/>
+          <w:sz w:val="22"/>
+          <w:szCs w:val="22"/>
+          <w:highlight w:val="darkGray"/>
+          <w:lang w:val="en"/>
+          <w14:ligatures w14:val="none"/>
+        </w:rPr>
+        <w:t xml:space="preserve"> (GPT</w:t>
       </w:r>
       <w:r>
         <w:rPr>
@@ -4590,8 +4603,9 @@
           <w:lang w:val="en"/>
           <w14:ligatures w14:val="none"/>
         </w:rPr>
+        <w:lastRenderedPageBreak/>
         <w:drawing>
-          <wp:inline distT="114300" distB="114300" distL="114300" distR="114300" wp14:anchorId="79779EBA" wp14:editId="7D114013">
+          <wp:inline distT="114300" distB="114300" distL="114300" distR="114300" wp14:anchorId="11B8F1F0" wp14:editId="7F264765">
             <wp:extent cx="5943600" cy="1270000"/>
             <wp:effectExtent l="0" t="0" r="0" b="0"/>
             <wp:docPr id="2" name="image3.png"/>
@@ -5031,7 +5045,7 @@
           <w:lang w:val="en"/>
           <w14:ligatures w14:val="none"/>
         </w:rPr>
-        <w:pict>
+        <w:pict w14:anchorId="7A8DEB45">
           <v:rect id="_x0000_i1033" style="width:0;height:1.5pt" o:hralign="center" o:hrstd="t" o:hr="t" fillcolor="#a0a0a0" stroked="f"/>
         </w:pict>
       </w:r>
@@ -5841,7 +5855,6 @@
     <w:next w:val="Normal"/>
     <w:link w:val="Heading2Char"/>
     <w:uiPriority w:val="9"/>
-    <w:semiHidden/>
     <w:unhideWhenUsed/>
     <w:qFormat/>
     <w:rsid w:val="00276FE0"/>
@@ -6058,7 +6071,6 @@
     <w:basedOn w:val="DefaultParagraphFont"/>
     <w:link w:val="Heading2"/>
     <w:uiPriority w:val="9"/>
-    <w:semiHidden/>
     <w:rsid w:val="00276FE0"/>
     <w:rPr>
       <w:rFonts w:asciiTheme="majorHAnsi" w:eastAsiaTheme="majorEastAsia" w:hAnsiTheme="majorHAnsi" w:cstheme="majorBidi"/>
